--- a/psychologicalReview/ms/finalDocuments/titlePage.docx
+++ b/psychologicalReview/ms/finalDocuments/titlePage.docx
@@ -63,7 +63,7 @@
           <w:sz w:val="24"/>
           <w:szCs w:val="24"/>
         </w:rPr>
-        <w:t>Nothing more, nothing less: Associative learning is all that is needed to explain infants’ looking behaviors in action understanding studies</w:t>
+        <w:t>Associative learning—combined with differential barrier salience and heightened attention—is sufficient to explain infants’ action understanding</w:t>
       </w:r>
       <w:r>
         <w:rPr>

--- a/psychologicalReview/ms/finalDocuments/titlePage.docx
+++ b/psychologicalReview/ms/finalDocuments/titlePage.docx
@@ -5,11 +5,11 @@
     <w:p>
       <w:pPr>
         <w:spacing w:after="0" w:line="480" w:lineRule="auto"/>
+        <w:jc w:val="center"/>
         <w:rPr>
           <w:rFonts w:ascii="Times New Roman" w:eastAsia="Times New Roman" w:hAnsi="Times New Roman" w:cs="Times New Roman"/>
           <w:b/>
-          <w:sz w:val="24"/>
-          <w:szCs w:val="24"/>
+          <w:bCs/>
         </w:rPr>
       </w:pPr>
     </w:p>
@@ -20,8 +20,7 @@
         <w:rPr>
           <w:rFonts w:ascii="Times New Roman" w:eastAsia="Times New Roman" w:hAnsi="Times New Roman" w:cs="Times New Roman"/>
           <w:b/>
-          <w:sz w:val="24"/>
-          <w:szCs w:val="24"/>
+          <w:bCs/>
         </w:rPr>
       </w:pPr>
     </w:p>
@@ -32,17 +31,7 @@
         <w:rPr>
           <w:rFonts w:ascii="Times New Roman" w:eastAsia="Times New Roman" w:hAnsi="Times New Roman" w:cs="Times New Roman"/>
           <w:b/>
-          <w:sz w:val="24"/>
-          <w:szCs w:val="24"/>
-        </w:rPr>
-      </w:pPr>
-    </w:p>
-    <w:p>
-      <w:pPr>
-        <w:rPr>
-          <w:rFonts w:ascii="Times New Roman" w:hAnsi="Times New Roman" w:cs="Times New Roman"/>
-          <w:sz w:val="24"/>
-          <w:szCs w:val="24"/>
+          <w:bCs/>
         </w:rPr>
       </w:pPr>
     </w:p>
@@ -52,41 +41,49 @@
         <w:jc w:val="center"/>
         <w:rPr>
           <w:rFonts w:ascii="Times New Roman" w:eastAsia="Times New Roman" w:hAnsi="Times New Roman" w:cs="Times New Roman"/>
-          <w:sz w:val="24"/>
-          <w:szCs w:val="24"/>
         </w:rPr>
       </w:pPr>
       <w:r>
         <w:rPr>
           <w:rFonts w:ascii="Times New Roman" w:eastAsia="Times New Roman" w:hAnsi="Times New Roman" w:cs="Times New Roman"/>
           <w:b/>
-          <w:sz w:val="24"/>
-          <w:szCs w:val="24"/>
-        </w:rPr>
-        <w:t>Associative learning—combined with differential barrier salience and heightened attention—is sufficient to explain infants’ action understanding</w:t>
+          <w:bCs/>
+        </w:rPr>
+        <w:t>An associative-learning account of infants’ looking in action-efficiency paradigms</w:t>
       </w:r>
       <w:r>
         <w:rPr>
           <w:rFonts w:ascii="Times New Roman" w:eastAsia="Times New Roman" w:hAnsi="Times New Roman" w:cs="Times New Roman"/>
           <w:b/>
-          <w:sz w:val="24"/>
-          <w:szCs w:val="24"/>
+          <w:bCs/>
+        </w:rPr>
+        <w:t xml:space="preserve"> </w:t>
+      </w:r>
+      <w:r>
+        <w:rPr>
+          <w:rFonts w:ascii="Times New Roman" w:eastAsia="Times New Roman" w:hAnsi="Times New Roman" w:cs="Times New Roman"/>
+          <w:b/>
+          <w:bCs/>
+        </w:rPr>
+        <w:t xml:space="preserve">understanding </w:t>
+      </w:r>
+      <w:r>
+        <w:rPr>
+          <w:rFonts w:ascii="Times New Roman" w:eastAsia="Times New Roman" w:hAnsi="Times New Roman" w:cs="Times New Roman"/>
+          <w:b/>
+          <w:bCs/>
         </w:rPr>
         <w:br/>
       </w:r>
       <w:r>
         <w:rPr>
           <w:rFonts w:ascii="Times New Roman" w:eastAsia="Times New Roman" w:hAnsi="Times New Roman" w:cs="Times New Roman"/>
-          <w:sz w:val="24"/>
-          <w:szCs w:val="24"/>
         </w:rPr>
         <w:t>Deon T. Benton</w:t>
       </w:r>
       <w:r>
         <w:rPr>
           <w:rFonts w:ascii="Times New Roman" w:eastAsia="Times New Roman" w:hAnsi="Times New Roman" w:cs="Times New Roman"/>
-          <w:sz w:val="24"/>
-          <w:szCs w:val="24"/>
         </w:rPr>
         <w:br/>
         <w:t>Vanderbilt University</w:t>
@@ -97,8 +94,6 @@
         <w:spacing w:after="0" w:line="480" w:lineRule="auto"/>
         <w:rPr>
           <w:rFonts w:ascii="Times New Roman" w:eastAsia="Times New Roman" w:hAnsi="Times New Roman" w:cs="Times New Roman"/>
-          <w:sz w:val="24"/>
-          <w:szCs w:val="24"/>
         </w:rPr>
       </w:pPr>
     </w:p>
@@ -107,8 +102,6 @@
         <w:spacing w:after="0" w:line="480" w:lineRule="auto"/>
         <w:rPr>
           <w:rFonts w:ascii="Times New Roman" w:eastAsia="Times New Roman" w:hAnsi="Times New Roman" w:cs="Times New Roman"/>
-          <w:sz w:val="24"/>
-          <w:szCs w:val="24"/>
         </w:rPr>
       </w:pPr>
     </w:p>
@@ -117,8 +110,6 @@
         <w:spacing w:after="0" w:line="480" w:lineRule="auto"/>
         <w:rPr>
           <w:rFonts w:ascii="Times New Roman" w:eastAsia="Times New Roman" w:hAnsi="Times New Roman" w:cs="Times New Roman"/>
-          <w:sz w:val="24"/>
-          <w:szCs w:val="24"/>
         </w:rPr>
       </w:pPr>
     </w:p>
@@ -127,8 +118,6 @@
         <w:spacing w:after="0" w:line="480" w:lineRule="auto"/>
         <w:rPr>
           <w:rFonts w:ascii="Times New Roman" w:eastAsia="Times New Roman" w:hAnsi="Times New Roman" w:cs="Times New Roman"/>
-          <w:sz w:val="24"/>
-          <w:szCs w:val="24"/>
         </w:rPr>
       </w:pPr>
     </w:p>
@@ -137,18 +126,20 @@
         <w:spacing w:after="0" w:line="480" w:lineRule="auto"/>
         <w:rPr>
           <w:rFonts w:ascii="Times New Roman" w:eastAsia="Times New Roman" w:hAnsi="Times New Roman" w:cs="Times New Roman"/>
-          <w:sz w:val="24"/>
-          <w:szCs w:val="24"/>
-        </w:rPr>
-      </w:pPr>
+        </w:rPr>
+      </w:pPr>
+      <w:r>
+        <w:rPr>
+          <w:rFonts w:ascii="Times New Roman" w:eastAsia="Times New Roman" w:hAnsi="Times New Roman" w:cs="Times New Roman"/>
+        </w:rPr>
+        <w:t xml:space="preserve"> </w:t>
+      </w:r>
     </w:p>
     <w:p>
       <w:pPr>
         <w:spacing w:after="0" w:line="480" w:lineRule="auto"/>
         <w:rPr>
           <w:rFonts w:ascii="Times New Roman" w:eastAsia="Times New Roman" w:hAnsi="Times New Roman" w:cs="Times New Roman"/>
-          <w:sz w:val="24"/>
-          <w:szCs w:val="24"/>
         </w:rPr>
       </w:pPr>
     </w:p>
@@ -157,8 +148,6 @@
         <w:spacing w:after="0" w:line="480" w:lineRule="auto"/>
         <w:rPr>
           <w:rFonts w:ascii="Times New Roman" w:eastAsia="Times New Roman" w:hAnsi="Times New Roman" w:cs="Times New Roman"/>
-          <w:sz w:val="24"/>
-          <w:szCs w:val="24"/>
         </w:rPr>
       </w:pPr>
     </w:p>
@@ -167,8 +156,6 @@
         <w:spacing w:after="0" w:line="480" w:lineRule="auto"/>
         <w:rPr>
           <w:rFonts w:ascii="Times New Roman" w:eastAsia="Times New Roman" w:hAnsi="Times New Roman" w:cs="Times New Roman"/>
-          <w:sz w:val="24"/>
-          <w:szCs w:val="24"/>
         </w:rPr>
       </w:pPr>
     </w:p>
@@ -177,8 +164,6 @@
         <w:spacing w:after="0" w:line="480" w:lineRule="auto"/>
         <w:rPr>
           <w:rFonts w:ascii="Times New Roman" w:eastAsia="Times New Roman" w:hAnsi="Times New Roman" w:cs="Times New Roman"/>
-          <w:sz w:val="24"/>
-          <w:szCs w:val="24"/>
         </w:rPr>
       </w:pPr>
     </w:p>
@@ -187,8 +172,6 @@
         <w:spacing w:after="0" w:line="480" w:lineRule="auto"/>
         <w:rPr>
           <w:rFonts w:ascii="Times New Roman" w:eastAsia="Times New Roman" w:hAnsi="Times New Roman" w:cs="Times New Roman"/>
-          <w:sz w:val="24"/>
-          <w:szCs w:val="24"/>
         </w:rPr>
       </w:pPr>
     </w:p>
@@ -197,24 +180,16 @@
         <w:spacing w:after="0" w:line="480" w:lineRule="auto"/>
         <w:rPr>
           <w:rFonts w:ascii="Times New Roman" w:eastAsia="Times New Roman" w:hAnsi="Times New Roman" w:cs="Times New Roman"/>
-          <w:sz w:val="24"/>
-          <w:szCs w:val="24"/>
         </w:rPr>
       </w:pPr>
     </w:p>
     <w:p>
       <w:pPr>
         <w:spacing w:after="0" w:line="240" w:lineRule="auto"/>
-        <w:rPr>
-          <w:sz w:val="24"/>
-          <w:szCs w:val="24"/>
-        </w:rPr>
       </w:pPr>
       <w:r>
         <w:rPr>
           <w:rFonts w:ascii="Times New Roman" w:eastAsia="Times New Roman" w:hAnsi="Times New Roman" w:cs="Times New Roman"/>
-          <w:sz w:val="24"/>
-          <w:szCs w:val="24"/>
         </w:rPr>
         <w:t>Address correspondence to Deon T. Benton, Department of Psychology and Human Development, Vanderbilt University, Peabody College, 230 Appleton Place #552, Nashville, TN 37235</w:t>
       </w:r>
@@ -222,79 +197,47 @@
     <w:p>
       <w:pPr>
         <w:rPr>
-          <w:rFonts w:ascii="Times New Roman" w:hAnsi="Times New Roman" w:cs="Times New Roman"/>
-          <w:sz w:val="24"/>
-          <w:szCs w:val="24"/>
-        </w:rPr>
-      </w:pPr>
-    </w:p>
-    <w:p>
-      <w:pPr>
-        <w:rPr>
-          <w:rFonts w:ascii="Times New Roman" w:hAnsi="Times New Roman" w:cs="Times New Roman"/>
-          <w:sz w:val="24"/>
-          <w:szCs w:val="24"/>
+          <w:rFonts w:ascii="Times New Roman" w:eastAsia="Times New Roman" w:hAnsi="Times New Roman" w:cs="Times New Roman"/>
+        </w:rPr>
+      </w:pPr>
+    </w:p>
+    <w:p>
+      <w:pPr>
+        <w:rPr>
+          <w:rFonts w:ascii="Times New Roman" w:eastAsia="Times New Roman" w:hAnsi="Times New Roman" w:cs="Times New Roman"/>
         </w:rPr>
       </w:pPr>
       <w:r>
         <w:rPr>
-          <w:rFonts w:ascii="Times New Roman" w:hAnsi="Times New Roman" w:cs="Times New Roman"/>
-          <w:sz w:val="24"/>
-          <w:szCs w:val="24"/>
-        </w:rPr>
-        <w:t xml:space="preserve">Data availability statement: </w:t>
-      </w:r>
-      <w:r>
-        <w:rPr>
-          <w:rFonts w:ascii="Times New Roman" w:hAnsi="Times New Roman" w:cs="Times New Roman"/>
-        </w:rPr>
-        <w:t xml:space="preserve">The </w:t>
-      </w:r>
-      <w:r>
-        <w:rPr>
-          <w:rFonts w:ascii="Times New Roman" w:hAnsi="Times New Roman" w:cs="Times New Roman"/>
-        </w:rPr>
-        <w:t xml:space="preserve">simulation </w:t>
-      </w:r>
-      <w:r>
-        <w:rPr>
-          <w:rFonts w:ascii="Times New Roman" w:hAnsi="Times New Roman" w:cs="Times New Roman"/>
-        </w:rPr>
-        <w:t xml:space="preserve">data for these simulations can be found here </w:t>
+          <w:rFonts w:ascii="Times New Roman" w:eastAsia="Times New Roman" w:hAnsi="Times New Roman" w:cs="Times New Roman"/>
+        </w:rPr>
+        <w:t xml:space="preserve">Data availability statement: Data for these simulations are available at </w:t>
       </w:r>
       <w:hyperlink r:id="rId8" w:history="1">
         <w:r>
           <w:rPr>
             <w:rStyle w:val="Hyperlink"/>
             <w:rFonts w:ascii="Times New Roman" w:hAnsi="Times New Roman" w:cs="Times New Roman"/>
+            <w:color w:val="000000" w:themeColor="text1"/>
           </w:rPr>
-          <w:t>https://osf.io/9eqpf/?view_only=62f752417a9141c7b0509a998039ad13</w:t>
+          <w:t>https://osf.io/vkdn9/overview?view_only=b8e21677414f4b18b83dccc0bbcb4d09</w:t>
         </w:r>
       </w:hyperlink>
+    </w:p>
+    <w:p>
+      <w:pPr>
+        <w:rPr>
+          <w:rFonts w:ascii="Times New Roman" w:eastAsia="Times New Roman" w:hAnsi="Times New Roman" w:cs="Times New Roman"/>
+        </w:rPr>
+      </w:pPr>
       <w:r>
         <w:rPr>
-          <w:rFonts w:ascii="Times New Roman" w:hAnsi="Times New Roman" w:cs="Times New Roman"/>
-        </w:rPr>
-        <w:t>.</w:t>
+          <w:rFonts w:ascii="Times New Roman" w:eastAsia="Times New Roman" w:hAnsi="Times New Roman" w:cs="Times New Roman"/>
+        </w:rPr>
+        <w:t>Conflicts of interest: none</w:t>
       </w:r>
     </w:p>
-    <w:p>
-      <w:pPr>
-        <w:rPr>
-          <w:rFonts w:ascii="Times New Roman" w:hAnsi="Times New Roman" w:cs="Times New Roman"/>
-          <w:sz w:val="24"/>
-          <w:szCs w:val="24"/>
-        </w:rPr>
-      </w:pPr>
-      <w:r>
-        <w:rPr>
-          <w:rFonts w:ascii="Times New Roman" w:hAnsi="Times New Roman" w:cs="Times New Roman"/>
-          <w:sz w:val="24"/>
-          <w:szCs w:val="24"/>
-        </w:rPr>
-        <w:t>Conflicts of interests: none</w:t>
-      </w:r>
-    </w:p>
+    <w:p/>
     <w:sectPr>
       <w:headerReference w:type="even" r:id="rId9"/>
       <w:headerReference w:type="default" r:id="rId10"/>
